--- a/presentation/Текст_выступления_10_минут.docx
+++ b/presentation/Текст_выступления_10_минут.docx
@@ -25,7 +25,7 @@
         <w:pStyle w:val="Heading1"/>
       </w:pPr>
       <w:r>
-        <w:t>Слайд 1 · 00:00–00:25</w:t>
+        <w:t>Слайд 1 · 00:00–00:20</w:t>
       </w:r>
     </w:p>
     <w:p>
@@ -38,7 +38,7 @@
         <w:pStyle w:val="Heading1"/>
       </w:pPr>
       <w:r>
-        <w:t>Слайд 2 · 00:25–00:50</w:t>
+        <w:t>Слайд 2 · 00:20–00:45</w:t>
       </w:r>
     </w:p>
     <w:p>
@@ -51,12 +51,12 @@
         <w:pStyle w:val="Heading1"/>
       </w:pPr>
       <w:r>
-        <w:t>Слайд 3 · 00:50–01:10</w:t>
+        <w:t>Слайд 3 · 00:45–01:05</w:t>
       </w:r>
     </w:p>
     <w:p>
       <w:r>
-        <w:t>Валерий отвечает за продукт, серверную часть и механику доказательств. Михаил участвует в совместной разработке, интерфейсах и дизайне. Главный контакт технической поддержки – codematch@mail.ru. Связь с командой указана через капитана.</w:t>
+        <w:t>Валерий Черевко – капитан: совместная разработка и продукт, он же первичная поддержка по адресу codematch@mail.ru. Михаил Бережных – совместная разработка, интерфейсы и дизайн; его контакт – mikhailber@list.ru. Личные телефоны и ники в мессенджерах в материалах не публикуем.</w:t>
       </w:r>
     </w:p>
     <w:p>
@@ -64,7 +64,7 @@
         <w:pStyle w:val="Heading1"/>
       </w:pPr>
       <w:r>
-        <w:t>Слайд 4 · 01:10–01:35</w:t>
+        <w:t>Слайд 4 · 01:05–01:30</w:t>
       </w:r>
     </w:p>
     <w:p>
@@ -77,7 +77,7 @@
         <w:pStyle w:val="Heading1"/>
       </w:pPr>
       <w:r>
-        <w:t>Слайд 5 · 01:35–02:00</w:t>
+        <w:t>Слайд 5 · 01:30–01:55</w:t>
       </w:r>
     </w:p>
     <w:p>
@@ -90,7 +90,7 @@
         <w:pStyle w:val="Heading1"/>
       </w:pPr>
       <w:r>
-        <w:t>Слайд 6 · 02:00–02:45</w:t>
+        <w:t>Слайд 6 · 01:55–02:30</w:t>
       </w:r>
     </w:p>
     <w:p>
@@ -103,12 +103,12 @@
         <w:pStyle w:val="Heading1"/>
       </w:pPr>
       <w:r>
-        <w:t>Слайд 7 · 02:45–03:40</w:t>
+        <w:t>Слайд 7 · 02:30–03:15</w:t>
       </w:r>
     </w:p>
     <w:p>
       <w:r>
-        <w:t>Выдача строится по правилам, которые можно проверить. Сначала специализация, подтвержденный грейд, отсутствие проваленных обязательных навыков и совместимость зарплаты и формата. В строгом режиме требуются доказательства всех обязательных навыков. Далее индекс складывается из четырех компонентов: до 60 баллов за обязательные навыки, 10 за желательные, 25 за качество теста и до 5 за доверенную историю ФСП. Каждый компонент виден в объяснении. Отсутствие ФСП не штрафуется. Достижения не создают грейд и не перекрывают неизвестное обязательное умение. Индекс не выдается за прогноз успеха найма; компания сохраняет решение.</w:t>
+        <w:t>Выдача строится по правилам, которые можно проверить. Сначала специализация, подтвержденный грейд, отсутствие проваленных обязательных навыков и совместимость зарплаты и формата. Неподтверждённый обязательный навык не исключает кандидата, но снижает индекс и показывается как пробел. Далее индекс складывается из четырех компонентов: до 60 баллов за обязательные навыки, 10 за желательные, 25 за качество теста и до 5 за доверенную историю ФСП. Каждый компонент виден в объяснении. Отсутствие ФСП не штрафуется. Достижения не создают грейд и не перекрывают неизвестное обязательное умение. Индекс не выдается за прогноз успеха найма; компания сохраняет решение.</w:t>
       </w:r>
     </w:p>
     <w:p>
@@ -116,12 +116,12 @@
         <w:pStyle w:val="Heading1"/>
       </w:pPr>
       <w:r>
-        <w:t>Слайд 8 · 03:40–04:35</w:t>
+        <w:t>Слайд 8 · 03:15–04:00</w:t>
       </w:r>
     </w:p>
     <w:p>
       <w:r>
-        <w:t>Все формы категории используют один blueprint: пять заданий, одинаковые компетенции, веса и максимальные сто баллов. Параметры, входные данные и порядок вариантов различаются по seed. Это ограниченное семейство практических задач, а не свободно сгенерированный нейросетью экзамен. Ответы проверяет доверенный сервер. Python и TypeScript пользователя не исполняются; SQL выполняется только как read-only запрос в изолированной SQLite с лимитами. Junior требует 65 баллов, Middle 75 и не менее половины баллов каждой компетенции. Провал Middle не присваивает Junior автоматически. На попытку 45 минут; повтор ограничен 90 днями. Перезагрузка не теряет уже введенные ответы.</w:t>
+        <w:t>Все формы категории строятся по одному плану навыков: пять заданий, одинаковые компетенции, веса и максимальные сто баллов. Параметры, входные данные и порядок вариантов различаются по seed. Это ограниченное семейство практических задач, а не свободно сгенерированный нейросетью экзамен. Ответы проверяет доверенный сервер. Python и TypeScript пользователя не исполняются; SQL выполняется только как read-only запрос в изолированной SQLite с лимитами. Junior требует 65 баллов, Middle 75 и не менее половины баллов каждой компетенции. Провал Middle не присваивает Junior автоматически. На попытку 45 минут; повтор ограничен 90 днями. Перезагрузка не теряет уже введенные ответы.</w:t>
       </w:r>
     </w:p>
     <w:p>
@@ -129,7 +129,7 @@
         <w:pStyle w:val="Heading1"/>
       </w:pPr>
       <w:r>
-        <w:t>Слайд 9 · 04:35–05:30</w:t>
+        <w:t>Слайд 9 · 04:00–04:45</w:t>
       </w:r>
     </w:p>
     <w:p>
@@ -142,12 +142,12 @@
         <w:pStyle w:val="Heading1"/>
       </w:pPr>
       <w:r>
-        <w:t>Слайд 10 · 05:30–06:25</w:t>
+        <w:t>Слайд 10 · 04:45–05:30</w:t>
       </w:r>
     </w:p>
     <w:p>
       <w:r>
-        <w:t>Качество подбора оценили отдельно на замороженном авторском наборе: сорок профилей и двенадцать потребностей, всего 480 меток релевантности. Половина потребностей – development, половина – holdout. Для holdout P@5 нашей механики равен 0,3333 против 0,2333 у baseline самоописаний. Пустые места в пятерке считаются нулем, поэтому это не точность среди возвращенных карточек. nDCG@5 равен 1,0 против 0,3794, но его знаменатель – пять запросов с положительными эталонами; один без релевантных кандидатов исключен. Критических несоответствий в top-5 нет. Это небольшой авторский синтетический набор, а не независимое HR-исследование и не обещание стопроцентного качества найма.</w:t>
+        <w:t>Качество подбора оценили отдельно на замороженном авторском наборе: сорок профилей и двенадцать потребностей, всего 480 меток релевантности. Половина потребностей – для настройки, половина – отложенная выборка. На отложенной выборке P@5 нашей механики равен 0,3333 против 0,2333 у подбора по самоописаниям. Пустые места в пятерке считаются нулем, поэтому это не точность среди возвращенных карточек. nDCG@5 равен 1,0 против 0,3794, но его знаменатель – пять запросов с положительными эталонами; один без релевантных кандидатов исключен. Критических несоответствий в топ-5 нет, у подбора по самоописаниям их 23. Это небольшой авторский синтетический набор, а не независимое HR-исследование и не обещание стопроцентного качества найма.</w:t>
       </w:r>
     </w:p>
     <w:p>
@@ -155,7 +155,7 @@
         <w:pStyle w:val="Heading1"/>
       </w:pPr>
       <w:r>
-        <w:t>Слайд 11 · 06:25–07:05</w:t>
+        <w:t>Слайд 11 · 05:30–06:10</w:t>
       </w:r>
     </w:p>
     <w:p>
@@ -168,12 +168,12 @@
         <w:pStyle w:val="Heading1"/>
       </w:pPr>
       <w:r>
-        <w:t>Слайд 12 · 07:05–07:40</w:t>
+        <w:t>Слайд 12 · 06:10–07:00</w:t>
       </w:r>
     </w:p>
     <w:p>
       <w:r>
-        <w:t>На снимках опубликованный продукт в оформлении ФСП; кабинет работодателя обновлён 11 октября. В приёмке 7–8 октября на двух подтверждённых аккаунтах кандидата и одном работодателя мы прошли Python Junior и SQL Junior, подбор, приглашения с принятием и отказом, открытие и отзыв контактов, PDF, вакансии и собственные отклики. Короткая практика тоже проверена и не изменяет подтвержденный грейд. Это технические проходы владельца; они доказывают работу пути, а не квалификацию людей. Интерфейс адаптирован к мобильной ширине, управление меню и фокус проверены. 11 октября повторная проверка четырёх предоставленных подтверждённых аккаунтов прошла все 32 проверки. Отдельно новый аккаунт коллеги успешно прошёл GUI-тест с сохранением ответов после перезагрузки.</w:t>
+        <w:t>На снимках опубликованный продукт в оформлении ФСП; кабинет работодателя обновлён 11 октября. В приёмке 7–8 октября на двух подтверждённых аккаунтах кандидата и одном работодателя мы прошли Python Junior и SQL Junior, подбор, приглашения с принятием и отказом, открытие и отзыв контактов, PDF, вакансии и собственные отклики. Короткая практика тоже проверена и не изменяет подтвержденный грейд. Это технические проходы команды; они доказывают работу пути, а не квалификацию людей. Интерфейс адаптирован к мобильной ширине, управление меню и фокус проверены. 11 октября повторная проверка четырёх предоставленных подтверждённых аккаунтов прошла все 32 проверки. Отдельно новый аккаунт коллеги успешно прошёл GUI-тест с сохранением ответов после перезагрузки.</w:t>
       </w:r>
     </w:p>
     <w:p>
@@ -181,7 +181,7 @@
         <w:pStyle w:val="Heading1"/>
       </w:pPr>
       <w:r>
-        <w:t>Слайд 13 · 07:40–08:15</w:t>
+        <w:t>Слайд 13 · 07:00–07:40</w:t>
       </w:r>
     </w:p>
     <w:p>
@@ -194,12 +194,12 @@
         <w:pStyle w:val="Heading1"/>
       </w:pPr>
       <w:r>
-        <w:t>Слайд 14 · 08:15–09:00</w:t>
+        <w:t>Слайд 14 · 07:40–08:40</w:t>
       </w:r>
     </w:p>
     <w:p>
       <w:r>
-        <w:t>Архитектура разделяет frontend, серверную бизнес-логику и PostgreSQL. В базе хранятся профили, попытки, решения и outbox доставки. Worker отправляет email и MAX. На сервере работает компактная локальная Qwen3 4B с квантованием Q4, лимитами восемь CPU и восемь гигабайт; публичного порта у модели нет. На действующем релизе разбор потребности занял 29,154 секунды, пояснение – 5,884 секунды; в проверке объяснение сохранило детерминированный индекс 97. Ее задача – превратить свободное описание потребности в поля, которые пользователь подтверждает, и сформулировать пояснение по разрешенным фактам. Модель не ставит баллы, не меняет порядок и не открывает контакты. При таймауте действует резервный разбор правилами. Резюме и контакты не отправляются в LLM при действующей настройке запрета персональных данных.</w:t>
+        <w:t>Архитектура разделяет frontend, серверную бизнес-логику и PostgreSQL. В базе хранятся профили, попытки, решения и очередь доставки. Worker отправляет email и MAX. На сервере работает компактная локальная Qwen3 4B с квантованием Q4, лимитами восемь CPU и восемь гигабайт; публичного порта у модели нет. В единичном замере на действующем релизе разбор потребности занял 29,154 секунды, пояснение – 5,884 секунды; это не p95; в проверке объяснение сохранило детерминированный индекс 97. Ее задача – превратить свободное описание потребности в поля, которые пользователь подтверждает, и сформулировать пояснение по разрешенным фактам. Модель не ставит баллы, не меняет порядок и не открывает контакты. При таймауте действует резервный разбор правилами. Резюме и контакты не отправляются в LLM при действующей настройке запрета персональных данных.</w:t>
       </w:r>
     </w:p>
     <w:p>
@@ -207,12 +207,12 @@
         <w:pStyle w:val="Heading1"/>
       </w:pPr>
       <w:r>
-        <w:t>Слайд 15 · 09:00–09:35</w:t>
+        <w:t>Слайд 15 · 08:40–09:35</w:t>
       </w:r>
     </w:p>
     <w:p>
       <w:r>
-        <w:t>Дальнейший путь начинается с человеческой калибровки: независимые задания и HR-оценка, больше практических семейств, проверка семантического переноса и помощи LLM. Adapter ФСП уже выделен, но сейчас использует демонстрационный реестр: боевой API и доступ организатором не предоставлены. После получения официального контракта можно добавить реальное обогащение с происхождением доказательств. Для работодателей следующий шаг – пилот, статусы ATS и защита от фиктивных вакансий. Коммерческая подписка остается проверяемой гипотезой. Ядро MVP уже дает полный путь от теста до согласованного контакта. Свежая проверка: 186 локальных backend-тестов и 12 frontend-тестов; три PostgreSQL-теста выполнены отдельно на сервере без пропусков. Восстановление резервной копии прошло с точным совпадением контрольной суммы и числа строк таблиц.</w:t>
+        <w:t>Дальнейший путь начинается с человеческой калибровки: независимые задания и HR-оценка, больше практических семейств, проверка семантического переноса и помощи LLM. Адаптер ФСП уже выделен, но сейчас использует демонстрационный реестр: боевой API и доступ организатором не предоставлены. После получения официального контракта можно добавить реальное обогащение с происхождением доказательств. Для работодателей следующий шаг – пилот, статусы ATS и защита от фиктивных вакансий. Коммерческая подписка остается проверяемой гипотезой. Ядро MVP уже дает полный путь от теста до согласованного контакта. Свежая проверка: 186 локальных backend-тестов и 12 frontend-тестов пройдены; три PostgreSQL-теста локально пропущены без отдельной базы и пройдены на сервере. Восстановление резервной копии прошло с точным совпадением контрольной суммы и числа строк таблиц.</w:t>
       </w:r>
     </w:p>
     <w:p>
@@ -626,7 +626,7 @@
       <w:spacing w:line="283" w:lineRule="auto" w:after="120"/>
     </w:pPr>
     <w:rPr>
-      <w:rFonts w:ascii="Montserrat" w:hAnsi="Montserrat"/>
+      <w:rFonts w:ascii="Montserrat" w:hAnsi="Montserrat" w:eastAsia="Montserrat" w:cs="Montserrat"/>
       <w:color w:val="1C1D22"/>
       <w:sz w:val="21"/>
     </w:rPr>
@@ -690,7 +690,7 @@
       <w:outlineLvl w:val="0"/>
     </w:pPr>
     <w:rPr>
-      <w:rFonts w:asciiTheme="majorHAnsi" w:eastAsiaTheme="majorEastAsia" w:hAnsiTheme="majorHAnsi" w:cstheme="majorBidi" w:ascii="Montserrat" w:hAnsi="Montserrat"/>
+      <w:rFonts w:ascii="Montserrat" w:hAnsi="Montserrat" w:eastAsia="Montserrat" w:cs="Montserrat"/>
       <w:b/>
       <w:bCs/>
       <w:color w:val="0A006B"/>
@@ -714,7 +714,7 @@
       <w:outlineLvl w:val="1"/>
     </w:pPr>
     <w:rPr>
-      <w:rFonts w:asciiTheme="majorHAnsi" w:eastAsiaTheme="majorEastAsia" w:hAnsiTheme="majorHAnsi" w:cstheme="majorBidi" w:ascii="Montserrat" w:hAnsi="Montserrat"/>
+      <w:rFonts w:ascii="Montserrat" w:hAnsi="Montserrat" w:eastAsia="Montserrat" w:cs="Montserrat"/>
       <w:b/>
       <w:bCs/>
       <w:color w:val="0A006B"/>
@@ -979,11 +979,11 @@
       <w:contextualSpacing/>
     </w:pPr>
     <w:rPr>
-      <w:rFonts w:asciiTheme="majorHAnsi" w:eastAsiaTheme="majorEastAsia" w:hAnsiTheme="majorHAnsi" w:cstheme="majorBidi" w:ascii="Montserrat" w:hAnsi="Montserrat"/>
-      <w:color w:val="1C1D22"/>
+      <w:rFonts w:ascii="Montserrat" w:hAnsi="Montserrat" w:eastAsia="Montserrat" w:cs="Montserrat"/>
+      <w:color w:val="0A006B"/>
       <w:spacing w:val="5"/>
       <w:kern w:val="28"/>
-      <w:sz w:val="52"/>
+      <w:sz w:val="40"/>
       <w:szCs w:val="52"/>
     </w:rPr>
   </w:style>

--- a/presentation/Текст_выступления_10_минут.docx
+++ b/presentation/Текст_выступления_10_минут.docx
@@ -12,12 +12,7 @@
     </w:p>
     <w:p>
       <w:r>
-        <w:t>16 слайдов. Плановое время 10:00; фактическую скорость проверить репетицией. При задержке сократить пояснения слайдов 2–4, не убирать механику подбора и знаменатели валидации.</w:t>
-      </w:r>
-    </w:p>
-    <w:p>
-      <w:r>
-        <w:t>Резервное правило: презентация самостоятельна; живой сценарий показывать после основного рассказа либо вместо части экранного слайда 12. Не вводить в демонстрации пароль, токен или signed initData.</w:t>
+        <w:t>16 слайдов, план выступления 10:00. Интервалы помогают распределить время между задачей, механикой продукта, результатами проверки и развитием. Живой сценарий дополняет рассказ на слайде 12.</w:t>
       </w:r>
     </w:p>
     <w:p>
@@ -30,7 +25,7 @@
     </w:p>
     <w:p>
       <w:r>
-        <w:t>Мы – команда unecon.tech. КОД.МЭТЧ связывает работодателя и кандидата через подтвержденные навыки: сначала практический тест и категория, затем объяснимый подбор и конкретное предложение. Проект подготовлен для специального трека Федерации спортивного программирования.</w:t>
+        <w:t>Мы – команда unecon.tech. КОД.МЭТЧ связывает работодателя и кандидата через подтверждённые навыки: сначала практический тест и категория, затем объяснимый подбор и конкретное предложение. Проект подготовлен для специального трека Федерации спортивного программирования.</w:t>
       </w:r>
     </w:p>
     <w:p>
@@ -43,7 +38,7 @@
     </w:p>
     <w:p>
       <w:r>
-        <w:t>В команде два участника из Санкт-Петербурга. Мы работаем вместе на учебных и технических проектах СПбГЭУ, а опыт основного ЛЦТ и MAX использовали как контекст. В продукте кандидат подтверждает навыки, а компания сама приходит к нему с предложением. Уникальность – совместная работа сопоставимых тестов, понятного индекса подбора и согласия на контакт.</w:t>
+        <w:t>В команде два участника из Санкт-Петербурга. Мы вместе работаем на учебных и технических проектах СПбГЭУ. Опыт основного ЛЦТ и проекта для MAX помог нам построить самостоятельный продукт. Кандидат подтверждает навыки, а компания сама приходит к нему с предложением. Уникальность – сочетание сопоставимых практических тестов, прозрачного индекса подбора и согласия на контакт.</w:t>
       </w:r>
     </w:p>
     <w:p>
@@ -56,7 +51,7 @@
     </w:p>
     <w:p>
       <w:r>
-        <w:t>Валерий Черевко – капитан: совместная разработка и продукт, он же первичная поддержка по адресу codematch@mail.ru. Михаил Бережных – совместная разработка, интерфейсы и дизайн; его контакт – mikhailber@list.ru. Личные телефоны и ники в мессенджерах в материалах не публикуем.</w:t>
+        <w:t>Валерий Черевко – капитан, совместная разработка и продукт, первичная техническая поддержка по адресу codematch@mail.ru. Михаил Бережных – совместная разработка, интерфейсы и дизайн; его контакт – mikhailber@list.ru. Мы совместно проверили систему на нескольких реальных аккаунтах и прошли основные сценарии кандидата и работодателя.</w:t>
       </w:r>
     </w:p>
     <w:p>
@@ -69,7 +64,7 @@
     </w:p>
     <w:p>
       <w:r>
-        <w:t>Вызов был не в том, чтобы просто показать резюме. Требовалось отделить заявленные навыки от подтвержденных и сохранить сопоставимость уникальных вариантов. Мы сделали единый план тестов, доверенный серверный оценщик и объяснимое ранжирование. При приёмке также исправили путаницу роли между вкладками и восстановление ответов. Контакты проверили не только в интерфейсе, но и в API и PDF.</w:t>
+        <w:t>Основной вызов – отделить заявленные навыки от подтверждённых и сохранить сопоставимость разных вариантов теста. Мы сделали единый план компетенций, доверенную серверную проверку и объяснимое ранжирование. Ответы сохраняются после перезагрузки, роль пользователя согласована между вкладками. Политика доступа к контактам едина для интерфейса, API и PDF.</w:t>
       </w:r>
     </w:p>
     <w:p>
@@ -82,7 +77,7 @@
     </w:p>
     <w:p>
       <w:r>
-        <w:t>Технически это самостоятельная платформа с двумя кабинетами, серверной категоризацией и прямыми приглашениями. Для компании она сокращает неопределенность на первом этапе поиска; для кандидата делает практические навыки видимыми. Коммерческий пилот и подписка – следующие гипотезы, а не уже подтвержденная выручка. Рабочий прототип доступен сейчас; live API ФСП мы не заявляем.</w:t>
+        <w:t>Платформа объединяет два кабинета, практическую категоризацию и прямые приглашения. Компания видит доказательства навыков и причины подбора. Кандидат получает конкретные условия и управляет контактом. Рабочее решение включает MAX, почту и локальную языковую модель. Дальнейшее развитие – пилоты с ФСП и работодателями, подключение официального реестра через выделенный адаптер и подписка для компаний.</w:t>
       </w:r>
     </w:p>
     <w:p>
@@ -95,7 +90,7 @@
     </w:p>
     <w:p>
       <w:r>
-        <w:t>Покажем основной путь. Кандидат подтверждает email, заполняет анкету, выбирает специализацию и предполагаемый уровень и проходит практический тест. Только успешный результат создает подтвержденную категорию. Работодатель описывает потребность, видит подходящих кандидатов с объяснениями и отправляет предложение с вилкой зарплаты. Кандидат принимает или отклоняет. Контакт появляется по его решению. Это работает без обязательной публикации вакансии. Мы дополнительно реализовали и привычный сценарий: компания публикует вакансию, кандидат откликается сам. В обоих путях сервер применяет одну политику разрешений.</w:t>
+        <w:t>Основной путь начинается с подтверждения почты. Кандидат заполняет анкету, выбирает специализацию и предполагаемый уровень, проходит практический тест. Успешный результат создаёт подтверждённую категорию. Работодатель описывает потребность, получает список кандидатов с объяснениями и отправляет предложение с зарплатной вилкой. Кандидат принимает или отклоняет приглашение. Контакт открывается по его решению. Для приглашения публикация вакансии не требуется. Реализован и классический сценарий: компания публикует вакансию, кандидат самостоятельно откликается. Оба пути используют одну политику разрешений.</w:t>
       </w:r>
     </w:p>
     <w:p>
@@ -108,7 +103,7 @@
     </w:p>
     <w:p>
       <w:r>
-        <w:t>Выдача строится по правилам, которые можно проверить. Сначала специализация, подтвержденный грейд, отсутствие проваленных обязательных навыков и совместимость зарплаты и формата. Неподтверждённый обязательный навык не исключает кандидата, но снижает индекс и показывается как пробел. Далее индекс складывается из четырех компонентов: до 60 баллов за обязательные навыки, 10 за желательные, 25 за качество теста и до 5 за доверенную историю ФСП. Каждый компонент виден в объяснении. Отсутствие ФСП не штрафуется. Достижения не создают грейд и не перекрывают неизвестное обязательное умение. Индекс не выдается за прогноз успеха найма; компания сохраняет решение.</w:t>
+        <w:t>Подбор строится по прозрачным правилам. Сначала проверяются специализация, подтверждённый уровень, обязательные навыки и совместимость условий. Неподтверждённый навык отмечается как пробел и снижает индекс. Индекс складывается из четырёх компонентов: до 60 баллов за обязательные навыки, 10 за желательные, 25 за качество теста и до 5 за доверенную историю ФСП. Каждый компонент раскрывается в объяснении. Отсутствие истории ФСП не штрафуется; достижения служат дополнительным доказательством внутри категории. Итоговый индекс показывает соответствие заданной потребности и помогает компании принять решение.</w:t>
       </w:r>
     </w:p>
     <w:p>
@@ -121,7 +116,7 @@
     </w:p>
     <w:p>
       <w:r>
-        <w:t>Все формы категории строятся по одному плану навыков: пять заданий, одинаковые компетенции, веса и максимальные сто баллов. Параметры, входные данные и порядок вариантов различаются по seed. Это ограниченное семейство практических задач, а не свободно сгенерированный нейросетью экзамен. Ответы проверяет доверенный сервер. Python и TypeScript пользователя не исполняются; SQL выполняется только как read-only запрос в изолированной SQLite с лимитами. Junior требует 65 баллов, Middle 75 и не менее половины баллов каждой компетенции. Провал Middle не присваивает Junior автоматически. На попытку 45 минут; повтор ограничен 90 днями. Перезагрузка не теряет уже введенные ответы.</w:t>
+        <w:t>Каждая категория использует общий план навыков: пять заданий с одинаковыми компетенциями и весами, всего сто баллов. Между вариантами меняются параметры, входные данные и порядок ответов. Оценку рассчитывает доверенный сервер. Для Python и TypeScript проверяется результат задачи, SQL выполняется только на чтение в изолированной базе с лимитами. Для Junior требуется 65 баллов, для Middle – 75 и не менее половины баллов по каждой компетенции. Категория присваивается по пройденному уровню. На попытку даётся 45 минут; повтор того же уровня – через 90 дней. Введённые ответы сохраняются после перезагрузки.</w:t>
       </w:r>
     </w:p>
     <w:p>
@@ -134,7 +129,7 @@
     </w:p>
     <w:p>
       <w:r>
-        <w:t>Мы отдельно проверили тестовую механику, не подменяя ее количеством unit-тестов. Сгенерировали 120 форм – по двадцать на каждую из шести категорий. Выполнили 720 оценок шести заранее заданных паттернов и повторили вычисление. Для основных трех паттернов сравнили 180 пар альтернативных форм: исход подтверждения совпал во всех парах, разница балла была нулевой. Слабый, пограничный и сильный паттерны дают 0, 66,67 и 100 баллов. Дословно перенесенный ответ не подтвердил грейд в 114 проверках. В прежнем эксперименте было одно случайное подтверждение из 72, мы его не скрываем. Это техническая симуляция, не доказательство психометрических свойств на людях.</w:t>
+        <w:t>Тестовая механика проверена на 120 формах – по двадцать для каждой из шести категорий. Выполнено 720 оценок заранее заданных сценариев ответов и повторный расчёт. Для трёх основных сценариев сравнили 180 пар альтернативных форм: исход подтверждения совпал во всех парах, разница баллов равна нулю. Слабый, пограничный и сильный сценарии дают 0, 66,67 и 100 баллов. В актуальной проверке 114 попыток дословного переноса ответа между вариантами не дали подтверждения категории. Эти результаты демонстрируют воспроизводимость оценки, различие уровней и устойчивость к переносу готового ответа.</w:t>
       </w:r>
     </w:p>
     <w:p>
@@ -147,7 +142,7 @@
     </w:p>
     <w:p>
       <w:r>
-        <w:t>Качество подбора оценили отдельно на замороженном авторском наборе: сорок профилей и двенадцать потребностей, всего 480 меток релевантности. Половина потребностей – для настройки, половина – отложенная выборка. На отложенной выборке P@5 нашей механики равен 0,3333 против 0,2333 у подбора по самоописаниям. Пустые места в пятерке считаются нулем, поэтому это не точность среди возвращенных карточек. nDCG@5 равен 1,0 против 0,3794, но его знаменатель – пять запросов с положительными эталонами; один без релевантных кандидатов исключен. Критических несоответствий в топ-5 нет, у подбора по самоописаниям их 23. Это небольшой авторский синтетический набор, а не независимое HR-исследование и не обещание стопроцентного качества найма.</w:t>
+        <w:t>Качество подбора оценено на фиксированном наборе из сорока профилей и двенадцати потребностей. Команда подготовила 480 меток релевантности. Шесть потребностей использованы для настройки, шесть – как отложенная выборка. На отложенной выборке доля релевантных в первой пятёрке P@5 равна 0,3333 против 0,2333 у подбора по самоописаниям. Пустые места считаются нулём. Качество порядка nDCG@5 составляет 1,0 против 0,3794; метрика рассчитана для пяти запросов с положительными эталонами. Критических несоответствий в первой пятёрке – ноль против 23. Полная методика и знаменатели приведены в технической документации.</w:t>
       </w:r>
     </w:p>
     <w:p>
@@ -160,7 +155,7 @@
     </w:p>
     <w:p>
       <w:r>
-        <w:t>Согласие – часть механики, а не декоративная галочка. До принятия приглашения компания видит профиль, навыки и историю, но не email, телефон и контактные ссылки. Кандидат может принять предложение или самостоятельно откликнуться на опубликованную вакансию; после этого возникает разрешение для конкретной компании. Он может отозвать его. Мы проверили, что новые запросы API и PDF снова закрывают контакты. Уже скачанный файл на чужом устройстве отозвать технически нельзя, это честно описано. ФИО и места работы разрешено показывать официальным ответом; контакты защищаются отдельно.</w:t>
+        <w:t>Согласие встроено в механику продукта. До принятия предложения компания видит профиль, навыки и историю, а контактные поля и ссылки закрыты. Кандидат принимает приглашение или самостоятельно откликается на вакансию и предоставляет разрешение конкретной компании. Разрешение можно отозвать: новые запросы интерфейса, API и PDF снова закрывают контакты. Этот сценарий проверен на реальных аккаунтах. ФИО и опыт показываются в профиле по правилам задачи; управление контактами выделено в отдельную политику доступа.</w:t>
       </w:r>
     </w:p>
     <w:p>
@@ -173,7 +168,7 @@
     </w:p>
     <w:p>
       <w:r>
-        <w:t>На снимках опубликованный продукт в оформлении ФСП; кабинет работодателя обновлён 11 октября. В приёмке 7–8 октября на двух подтверждённых аккаунтах кандидата и одном работодателя мы прошли Python Junior и SQL Junior, подбор, приглашения с принятием и отказом, открытие и отзыв контактов, PDF, вакансии и собственные отклики. Короткая практика тоже проверена и не изменяет подтвержденный грейд. Это технические проходы команды; они доказывают работу пути, а не квалификацию людей. Интерфейс адаптирован к мобильной ширине, управление меню и фокус проверены. 11 октября повторная проверка четырёх предоставленных подтверждённых аккаунтов прошла все 32 проверки. Отдельно новый аккаунт коллеги успешно прошёл GUI-тест с сохранением ответов после перезагрузки.</w:t>
+        <w:t>На экранах – опубликованный продукт в оформлении ФСП. Команда проверила несколько подтверждённых аккаунтов кандидатов и работодателя: практические тесты, подбор, приглашения, принятие и отказ, открытие и отзыв контактов, PDF, вакансии, отклики и короткие задания. 11 октября повторный автоматизированный проход четырёх подтверждённых аккаунтов завершился успешно – 32 проверки из 32. Сохранение ответов после перезагрузки проверено и через интерфейс. Валерий и Михаил дополнительно лично прошли сценарии сайта, бота MAX и писем; работа системы подтверждена командой.</w:t>
       </w:r>
     </w:p>
     <w:p>
@@ -186,7 +181,7 @@
     </w:p>
     <w:p>
       <w:r>
-        <w:t>MAX – дополнительный канал к тому же аккаунту. Бот дает статус, помощь, приглашения и короткие задачи. Одноразовая привязка и ее отзыв проверены в реальном веб-клиенте MAX. Получены настоящие уведомления о приглашении и практике. Подписанное мини-приложение открывает правильный кабинет и использует общие серверные правила. Мы не создавали отдельную базу грейдов в боте. 11 октября подтверждены привязки двух аккаунтов кандидатов к MAX. Полный цикл на MAX identity работодателя и физических телефонах отделен от подтвержденного веб-прогона; это остающаяся граница приемки, которую нельзя заменить скриншотом.</w:t>
+        <w:t>MAX даёт доступ к тому же аккаунту и общей серверной логике. Бот поддерживает статус, помощь, уведомления о приглашениях и коротких заданиях. Одноразовая привязка, её отзыв, получение сообщений и открытие мини-приложения проверены командой. Подписанный запуск открывает кабинет с правильной ролью. Данные и решения остаются в общей базе, а контакты доступны по тем же правилам согласия. Валерий и Михаил лично подтвердили работу бота и связанных сценариев.</w:t>
       </w:r>
     </w:p>
     <w:p>
@@ -199,7 +194,7 @@
     </w:p>
     <w:p>
       <w:r>
-        <w:t>Архитектура разделяет frontend, серверную бизнес-логику и PostgreSQL. В базе хранятся профили, попытки, решения и очередь доставки. Worker отправляет email и MAX. На сервере работает компактная локальная Qwen3 4B с квантованием Q4, лимитами восемь CPU и восемь гигабайт; публичного порта у модели нет. В единичном замере на действующем релизе разбор потребности занял 29,154 секунды, пояснение – 5,884 секунды; это не p95; в проверке объяснение сохранило детерминированный индекс 97. Ее задача – превратить свободное описание потребности в поля, которые пользователь подтверждает, и сформулировать пояснение по разрешенным фактам. Модель не ставит баллы, не меняет порядок и не открывает контакты. При таймауте действует резервный разбор правилами. Резюме и контакты не отправляются в LLM при действующей настройке запрета персональных данных.</w:t>
+        <w:t>Архитектура разделяет пользовательский интерфейс, серверную бизнес-логику и PostgreSQL. В базе хранятся профили, попытки, решения и очередь уведомлений. Фоновый обработчик доставляет письма и сообщения MAX с повторными попытками. На сервере работает локальная Qwen3 4B с квантованием Q4 и лимитами восемь процессорных потоков и восемь гигабайт памяти. Она превращает свободное описание потребности в поля для подтверждения пользователем и объясняет подбор по разрешённым фактам. В контрольном замере разбор занял 29,154 секунды, пояснение – 5,884 секунды. Баллы, порядок кандидатов и разрешения задаёт сервер; при задержке модели действует резервный разбор правилами. Контактные данные в модель не передаются. Пройдены 186 серверных, 12 интерфейсных и три отдельных PostgreSQL-теста.</w:t>
       </w:r>
     </w:p>
     <w:p>
@@ -212,7 +207,7 @@
     </w:p>
     <w:p>
       <w:r>
-        <w:t>Дальнейший путь начинается с человеческой калибровки: независимые задания и HR-оценка, больше практических семейств, проверка семантического переноса и помощи LLM. Адаптер ФСП уже выделен, но сейчас использует демонстрационный реестр: боевой API и доступ организатором не предоставлены. После получения официального контракта можно добавить реальное обогащение с происхождением доказательств. Для работодателей следующий шаг – пилот, статусы ATS и защита от фиктивных вакансий. Коммерческая подписка остается проверяемой гипотезой. Ядро MVP уже дает полный путь от теста до согласованного контакта. Свежая проверка: 186 локальных backend-тестов и 12 frontend-тестов пройдены; три PostgreSQL-теста локально пропущены без отдельной базы и пройдены на сервере. Восстановление резервной копии прошло с точным совпадением контрольной суммы и числа строк таблиц.</w:t>
+        <w:t>План развития включает расширение банка заданий и компетенций, пилоты с кандидатами и кадровыми специалистами, оценку устойчивости заданий к подсказкам. Для ФСП уже выделен адаптер с демонстрационным реестром: он сохраняет источник и историю достижений. Следующий этап – подключение официального API и вход по ФСП ID. Для компаний развиваем интеграции с кадровыми системами, статусы найма, качество вакансий и подписку. Рабочее ядро платформы уже обеспечивает полный путь от практического теста до согласованного контакта. Восстановление резервной копии проверено по контрольной сумме и числу строк таблиц.</w:t>
       </w:r>
     </w:p>
     <w:p>
@@ -225,7 +220,7 @@
     </w:p>
     <w:p>
       <w:r>
-        <w:t>КОД.МЭТЧ превращает практические навыки в понятную категорию, объяснимый подбор и предложение, которое кандидат контролирует. Стенд и MAX доступны по ссылкам. В комплекте – документация, исходники и воспроизводимые результаты проверки. На демонстрации предлагаем пройти путь двух ролей и проверить момент открытия контактов. Спасибо; готовы показать механику и ответить на вопросы.</w:t>
+        <w:t>КОД.МЭТЧ превращает практические навыки в подтверждённую категорию, объяснимый подбор и конкретное предложение. Сайт и MAX доступны по ссылкам. В комплекте – документация, исходники и результаты проверки. Предлагаем пройти путь кандидата и работодателя, посмотреть объяснение подбора и момент открытия контактов. Спасибо; готовы показать продукт и ответить на вопросы.</w:t>
       </w:r>
     </w:p>
     <w:sectPr>
@@ -626,7 +621,7 @@
       <w:spacing w:line="283" w:lineRule="auto" w:after="120"/>
     </w:pPr>
     <w:rPr>
-      <w:rFonts w:ascii="Montserrat" w:hAnsi="Montserrat" w:eastAsia="Montserrat" w:cs="Montserrat"/>
+      <w:rFonts w:ascii="Montserrat" w:hAnsi="Montserrat"/>
       <w:color w:val="1C1D22"/>
       <w:sz w:val="21"/>
     </w:rPr>
@@ -690,7 +685,7 @@
       <w:outlineLvl w:val="0"/>
     </w:pPr>
     <w:rPr>
-      <w:rFonts w:ascii="Montserrat" w:hAnsi="Montserrat" w:eastAsia="Montserrat" w:cs="Montserrat"/>
+      <w:rFonts w:asciiTheme="majorHAnsi" w:eastAsiaTheme="majorEastAsia" w:hAnsiTheme="majorHAnsi" w:cstheme="majorBidi" w:ascii="Montserrat" w:hAnsi="Montserrat"/>
       <w:b/>
       <w:bCs/>
       <w:color w:val="0A006B"/>
@@ -714,7 +709,7 @@
       <w:outlineLvl w:val="1"/>
     </w:pPr>
     <w:rPr>
-      <w:rFonts w:ascii="Montserrat" w:hAnsi="Montserrat" w:eastAsia="Montserrat" w:cs="Montserrat"/>
+      <w:rFonts w:asciiTheme="majorHAnsi" w:eastAsiaTheme="majorEastAsia" w:hAnsiTheme="majorHAnsi" w:cstheme="majorBidi" w:ascii="Montserrat" w:hAnsi="Montserrat"/>
       <w:b/>
       <w:bCs/>
       <w:color w:val="0A006B"/>
@@ -979,11 +974,11 @@
       <w:contextualSpacing/>
     </w:pPr>
     <w:rPr>
-      <w:rFonts w:ascii="Montserrat" w:hAnsi="Montserrat" w:eastAsia="Montserrat" w:cs="Montserrat"/>
-      <w:color w:val="0A006B"/>
+      <w:rFonts w:asciiTheme="majorHAnsi" w:eastAsiaTheme="majorEastAsia" w:hAnsiTheme="majorHAnsi" w:cstheme="majorBidi" w:ascii="Montserrat" w:hAnsi="Montserrat"/>
+      <w:color w:val="1C1D22"/>
       <w:spacing w:val="5"/>
       <w:kern w:val="28"/>
-      <w:sz w:val="40"/>
+      <w:sz w:val="52"/>
       <w:szCs w:val="52"/>
     </w:rPr>
   </w:style>
